--- a/수행일지/7월/[1조] 7월 4주차 COMPICK 수행일지.docx
+++ b/수행일지/7월/[1조] 7월 4주차 COMPICK 수행일지.docx
@@ -649,7 +649,7 @@
             <w:pPr>
               <w:spacing w:before="240" w:after="240" w:line="240" w:lineRule="auto"/>
               <w:rPr>
-                <w:rFonts w:ascii="맑은 고딕" w:eastAsia="맑은 고딕" w:hAnsi="맑은 고딕" w:cs="맑은 고딕" w:hint="eastAsia"/>
+                <w:rFonts w:ascii="맑은 고딕" w:eastAsia="맑은 고딕" w:hAnsi="맑은 고딕" w:cs="맑은 고딕"/>
                 <w:b/>
                 <w:sz w:val="20"/>
                 <w:szCs w:val="20"/>
@@ -797,7 +797,7 @@
             <w:pPr>
               <w:spacing w:before="240" w:after="240" w:line="240" w:lineRule="auto"/>
               <w:rPr>
-                <w:rFonts w:ascii="맑은 고딕" w:eastAsia="맑은 고딕" w:hAnsi="맑은 고딕" w:cs="맑은 고딕" w:hint="eastAsia"/>
+                <w:rFonts w:ascii="맑은 고딕" w:eastAsia="맑은 고딕" w:hAnsi="맑은 고딕" w:cs="맑은 고딕"/>
                 <w:bCs/>
                 <w:sz w:val="20"/>
                 <w:szCs w:val="20"/>
@@ -1011,7 +1011,7 @@
             <w:pPr>
               <w:spacing w:before="240" w:after="240" w:line="240" w:lineRule="auto"/>
               <w:rPr>
-                <w:rFonts w:ascii="맑은 고딕" w:eastAsia="맑은 고딕" w:hAnsi="맑은 고딕" w:cs="맑은 고딕" w:hint="eastAsia"/>
+                <w:rFonts w:ascii="맑은 고딕" w:eastAsia="맑은 고딕" w:hAnsi="맑은 고딕" w:cs="맑은 고딕"/>
                 <w:b/>
                 <w:sz w:val="20"/>
                 <w:szCs w:val="20"/>
@@ -1031,7 +1031,7 @@
             <w:pPr>
               <w:spacing w:before="240" w:after="240" w:line="240" w:lineRule="auto"/>
               <w:rPr>
-                <w:rFonts w:ascii="맑은 고딕" w:eastAsia="맑은 고딕" w:hAnsi="맑은 고딕" w:cs="맑은 고딕" w:hint="eastAsia"/>
+                <w:rFonts w:ascii="맑은 고딕" w:eastAsia="맑은 고딕" w:hAnsi="맑은 고딕" w:cs="맑은 고딕"/>
                 <w:b/>
                 <w:sz w:val="20"/>
                 <w:szCs w:val="20"/>
@@ -1121,10 +1121,17 @@
             <w:pPr>
               <w:spacing w:before="240" w:after="240" w:line="240" w:lineRule="auto"/>
               <w:rPr>
-                <w:rFonts w:ascii="맑은 고딕" w:eastAsia="맑은 고딕" w:hAnsi="맑은 고딕" w:cs="맑은 고딕"/>
+                <w:rFonts w:ascii="맑은 고딕" w:eastAsia="맑은 고딕" w:hAnsi="맑은 고딕" w:cs="맑은 고딕" w:hint="eastAsia"/>
                 <w:b/>
               </w:rPr>
             </w:pPr>
+            <w:r>
+              <w:rPr>
+                <w:rFonts w:ascii="맑은 고딕" w:eastAsia="맑은 고딕" w:hAnsi="맑은 고딕" w:cs="맑은 고딕" w:hint="eastAsia"/>
+                <w:b/>
+              </w:rPr>
+              <w:t>요구사항 정의 및 화면설계 세부화 및 문서화</w:t>
+            </w:r>
           </w:p>
         </w:tc>
       </w:tr>
